--- a/templates/MSD Request.docx
+++ b/templates/MSD Request.docx
@@ -308,7 +308,7 @@
           <w:u w:val="single"/>
           <w:lang w:val="en-NZ"/>
         </w:rPr>
-        <w:t xml:space="preserve">Client Number: </w:t>
+        <w:t xml:space="preserve">Client Number:  {{msd_client_number}}</w:t>
       </w:r>
     </w:p>
     <w:p>

--- a/templates/MSD Request.docx
+++ b/templates/MSD Request.docx
@@ -358,16 +358,16 @@
           <w:szCs w:val="22"/>
           <w:lang w:val="en-NZ"/>
         </w:rPr>
-        <w:t>NATALIE QUIRKE</w:t>
-      </w:r>
-      <w:r>
-        <w:rPr>
-          <w:rFonts w:ascii="Arial" w:hAnsi="Arial" w:cs="Arial"/>
-          <w:sz w:val="22"/>
-          <w:szCs w:val="22"/>
-          <w:lang w:val="en-NZ"/>
-        </w:rPr>
-        <w:t xml:space="preserve"> of Natalie Quirke, Barristers &amp; Solicitors certify that I act on behalf of the above named for the purposes of applying for legal aid.  My client authorises me to ask for earnings information from Work and Income</w:t>
+        <w:t>NEW GEN AUTOMATION</w:t>
+      </w:r>
+      <w:r>
+        <w:rPr>
+          <w:rFonts w:ascii="Arial" w:hAnsi="Arial" w:cs="Arial"/>
+          <w:sz w:val="22"/>
+          <w:szCs w:val="22"/>
+          <w:lang w:val="en-NZ"/>
+        </w:rPr>
+        <w:t xml:space="preserve"> of NEW GEN AUTOMATION, Barristers &amp; Solicitors certify that I act on behalf of the above named for the purposes of applying for legal aid.  My client authorises me to ask for earnings information from Work and Income</w:t>
       </w:r>
       <w:r>
         <w:rPr>
@@ -759,7 +759,7 @@
           <w:b/>
           <w:caps/>
         </w:rPr>
-        <w:t>NaTALIE QUIRKE</w:t>
+        <w:t>NEW GEN AUTOMATION</w:t>
       </w:r>
     </w:p>
     <w:p>
@@ -819,7 +819,7 @@
             <w:rStyle w:val="Hyperlink"/>
             <w:sz w:val="18"/>
           </w:rPr>
-          <w:t>natalie@nataliequirke.co.nz</w:t>
+          <w:t>hello@newgenautomation.nz</w:t>
         </w:r>
       </w:hyperlink>
       <w:r>

--- a/templates/MSD Request.docx
+++ b/templates/MSD Request.docx
@@ -819,7 +819,7 @@
             <w:rStyle w:val="Hyperlink"/>
             <w:sz w:val="18"/>
           </w:rPr>
-          <w:t>hello@newgenautomation.nz</w:t>
+          <w:t>will@newgenbusiness.nz</w:t>
         </w:r>
       </w:hyperlink>
       <w:r>
@@ -856,7 +856,7 @@
           <w:szCs w:val="22"/>
           <w:lang w:val="en-NZ"/>
         </w:rPr>
-        <w:t>Phone: 09 575 6757 or mobile: 0274 944 411</w:t>
+        <w:t>Phone: (09) 235 5523 or Mobile: 027 230 5006</w:t>
       </w:r>
       <w:r>
         <w:rPr>

--- a/templates/MSD Request.docx
+++ b/templates/MSD Request.docx
@@ -1,8 +1,8 @@
 
 <file path=word/document.xml><?xml version="1.0" encoding="utf-8"?>
-<w:document xmlns:wpc="http://schemas.microsoft.com/office/word/2010/wordprocessingCanvas" xmlns:cx="http://schemas.microsoft.com/office/drawing/2014/chartex" xmlns:cx1="http://schemas.microsoft.com/office/drawing/2015/9/8/chartex" xmlns:cx2="http://schemas.microsoft.com/office/drawing/2015/10/21/chartex" xmlns:cx3="http://schemas.microsoft.com/office/drawing/2016/5/9/chartex" xmlns:cx4="http://schemas.microsoft.com/office/drawing/2016/5/10/chartex" xmlns:cx5="http://schemas.microsoft.com/office/drawing/2016/5/11/chartex" xmlns:cx6="http://schemas.microsoft.com/office/drawing/2016/5/12/chartex" xmlns:cx7="http://schemas.microsoft.com/office/drawing/2016/5/13/chartex" xmlns:cx8="http://schemas.microsoft.com/office/drawing/2016/5/14/chartex" xmlns:mc="http://schemas.openxmlformats.org/markup-compatibility/2006" xmlns:aink="http://schemas.microsoft.com/office/drawing/2016/ink" xmlns:am3d="http://schemas.microsoft.com/office/drawing/2017/model3d" xmlns:o="urn:schemas-microsoft-com:office:office" xmlns:oel="http://schemas.microsoft.com/office/2019/extlst" xmlns:r="http://schemas.openxmlformats.org/officeDocument/2006/relationships" xmlns:m="http://schemas.openxmlformats.org/officeDocument/2006/math" xmlns:v="urn:schemas-microsoft-com:vml" xmlns:wp14="http://schemas.microsoft.com/office/word/2010/wordprocessingDrawing" xmlns:wp="http://schemas.openxmlformats.org/drawingml/2006/wordprocessingDrawing" xmlns:w10="urn:schemas-microsoft-com:office:word" xmlns:w="http://schemas.openxmlformats.org/wordprocessingml/2006/main" xmlns:w14="http://schemas.microsoft.com/office/word/2010/wordml" xmlns:w15="http://schemas.microsoft.com/office/word/2012/wordml" xmlns:w16cex="http://schemas.microsoft.com/office/word/2018/wordml/cex" xmlns:w16cid="http://schemas.microsoft.com/office/word/2016/wordml/cid" xmlns:w16="http://schemas.microsoft.com/office/word/2018/wordml" xmlns:w16du="http://schemas.microsoft.com/office/word/2023/wordml/word16du" xmlns:w16sdtdh="http://schemas.microsoft.com/office/word/2020/wordml/sdtdatahash" xmlns:w16sdtfl="http://schemas.microsoft.com/office/word/2024/wordml/sdtformatlock" xmlns:w16se="http://schemas.microsoft.com/office/word/2015/wordml/symex" xmlns:wpg="http://schemas.microsoft.com/office/word/2010/wordprocessingGroup" xmlns:wpi="http://schemas.microsoft.com/office/word/2010/wordprocessingInk" xmlns:wne="http://schemas.microsoft.com/office/word/2006/wordml" xmlns:wps="http://schemas.microsoft.com/office/word/2010/wordprocessingShape" mc:Ignorable="w14 w15 w16se w16cid w16 w16cex w16sdtdh w16sdtfl w16du wp14">
+<w:document xmlns:ns1="http://schemas.openxmlformats.org/markup-compatibility/2006" xmlns:ns2="http://schemas.microsoft.com/office/word/2010/wordml" xmlns:ns3="http://schemas.openxmlformats.org/officeDocument/2006/relationships" xmlns:w="http://schemas.openxmlformats.org/wordprocessingml/2006/main" ns1:Ignorable="w14 w15 w16se w16cid w16 w16cex w16sdtdh w16sdtfl w16du wp14">
   <w:body>
-    <w:p>
+    <w:p ns2:paraId="2FD67ED2" ns2:textId="77777777">
       <w:pPr>
         <w:jc w:val="center"/>
         <w:rPr>
@@ -14,7 +14,7 @@
         </w:rPr>
       </w:pPr>
     </w:p>
-    <w:p>
+    <w:p ns2:paraId="2FD67ED3" ns2:textId="77777777">
       <w:pPr>
         <w:jc w:val="center"/>
         <w:outlineLvl w:val="0"/>
@@ -37,7 +37,7 @@
         <w:t>REQUEST FOR EARNINGS INFORMATION</w:t>
       </w:r>
     </w:p>
-    <w:p>
+    <w:p ns2:paraId="2FD67ED4" ns2:textId="77777777">
       <w:pPr>
         <w:jc w:val="center"/>
         <w:outlineLvl w:val="0"/>
@@ -60,7 +60,7 @@
         <w:t>TO SUPPORT APPLICATION TO LEGAL SERVICES AGENCY</w:t>
       </w:r>
     </w:p>
-    <w:p>
+    <w:p ns2:paraId="2FD67ED5" ns2:textId="77777777">
       <w:pPr>
         <w:jc w:val="center"/>
         <w:rPr>
@@ -71,27 +71,27 @@
         </w:rPr>
       </w:pPr>
     </w:p>
-    <w:p>
-      <w:pPr>
-        <w:rPr>
-          <w:rFonts w:ascii="Arial" w:hAnsi="Arial" w:cs="Arial"/>
-          <w:sz w:val="22"/>
-          <w:szCs w:val="22"/>
-          <w:lang w:val="en-NZ"/>
-        </w:rPr>
-      </w:pPr>
-    </w:p>
-    <w:p>
-      <w:pPr>
-        <w:rPr>
-          <w:rFonts w:ascii="Arial" w:hAnsi="Arial" w:cs="Arial"/>
-          <w:sz w:val="22"/>
-          <w:szCs w:val="22"/>
-          <w:lang w:val="en-NZ"/>
-        </w:rPr>
-      </w:pPr>
-    </w:p>
-    <w:p>
+    <w:p ns2:paraId="2FD67ED6" ns2:textId="77777777">
+      <w:pPr>
+        <w:rPr>
+          <w:rFonts w:ascii="Arial" w:hAnsi="Arial" w:cs="Arial"/>
+          <w:sz w:val="22"/>
+          <w:szCs w:val="22"/>
+          <w:lang w:val="en-NZ"/>
+        </w:rPr>
+      </w:pPr>
+    </w:p>
+    <w:p ns2:paraId="2FD67ED7" ns2:textId="77777777">
+      <w:pPr>
+        <w:rPr>
+          <w:rFonts w:ascii="Arial" w:hAnsi="Arial" w:cs="Arial"/>
+          <w:sz w:val="22"/>
+          <w:szCs w:val="22"/>
+          <w:lang w:val="en-NZ"/>
+        </w:rPr>
+      </w:pPr>
+    </w:p>
+    <w:p ns2:paraId="2FD67ED8" ns2:textId="1B40D751">
       <w:pPr>
         <w:rPr>
           <w:rFonts w:ascii="Arial" w:hAnsi="Arial" w:cs="Arial"/>
@@ -164,23 +164,23 @@
         <w:t xml:space="preserve"> </w:t>
       </w:r>
     </w:p>
-    <w:p>
-      <w:pPr>
-        <w:rPr>
-          <w:rFonts w:ascii="Arial" w:hAnsi="Arial" w:cs="Arial"/>
-          <w:sz w:val="22"/>
-          <w:szCs w:val="22"/>
-          <w:lang w:val="en-NZ"/>
-        </w:rPr>
-      </w:pPr>
-      <w:r>
-        <w:rPr>
-          <w:rFonts w:ascii="Arial" w:hAnsi="Arial" w:cs="Arial"/>
-          <w:sz w:val="22"/>
-          <w:szCs w:val="22"/>
-          <w:lang w:val="en-NZ"/>
-        </w:rPr>
-        <w:t>{{APPLICANT_NAME}}</w:t>
+    <w:p ns2:paraId="2FD67ED9" ns2:textId="7B9558FA">
+      <w:pPr>
+        <w:rPr>
+          <w:rFonts w:ascii="Arial" w:hAnsi="Arial" w:cs="Arial"/>
+          <w:sz w:val="22"/>
+          <w:szCs w:val="22"/>
+          <w:lang w:val="en-NZ"/>
+        </w:rPr>
+      </w:pPr>
+      <w:r>
+        <w:rPr>
+          <w:rFonts w:ascii="Arial" w:hAnsi="Arial" w:cs="Arial"/>
+          <w:sz w:val="22"/>
+          <w:szCs w:val="22"/>
+          <w:lang w:val="en-NZ"/>
+        </w:rPr>
+        <w:t>{{applicant_name}}</w:t>
       </w:r>
       <w:r>
         <w:rPr>
@@ -201,7 +201,7 @@
         <w:t xml:space="preserve"> </w:t>
       </w:r>
     </w:p>
-    <w:p>
+    <w:p ns2:paraId="013113C9" ns2:textId="52D0B1C4">
       <w:pPr>
         <w:rPr>
           <w:rFonts w:ascii="Arial" w:hAnsi="Arial" w:cs="Arial"/>
@@ -240,7 +240,7 @@
         <w:t>}}</w:t>
       </w:r>
     </w:p>
-    <w:p>
+    <w:p ns2:paraId="0A6B5405" ns2:textId="3A736C5E">
       <w:pPr>
         <w:rPr>
           <w:rFonts w:ascii="Arial" w:hAnsi="Arial" w:cs="Arial"/>
@@ -279,7 +279,7 @@
         <w:t>}}</w:t>
       </w:r>
     </w:p>
-    <w:p>
+    <w:p ns2:paraId="22F6B8E7" ns2:textId="77777777">
       <w:pPr>
         <w:rPr>
           <w:rFonts w:ascii="Arial" w:hAnsi="Arial" w:cs="Arial"/>
@@ -290,7 +290,7 @@
         </w:rPr>
       </w:pPr>
     </w:p>
-    <w:p>
+    <w:p ns2:paraId="5282F604" ns2:textId="3D328AA5">
       <w:pPr>
         <w:rPr>
           <w:rFonts w:ascii="Arial" w:hAnsi="Arial" w:cs="Arial"/>
@@ -308,30 +308,62 @@
           <w:u w:val="single"/>
           <w:lang w:val="en-NZ"/>
         </w:rPr>
-        <w:t xml:space="preserve">Client Number:  {{msd_client_number}}</w:t>
-      </w:r>
-    </w:p>
-    <w:p>
-      <w:pPr>
-        <w:rPr>
-          <w:rFonts w:ascii="Arial" w:hAnsi="Arial" w:cs="Arial"/>
-          <w:sz w:val="22"/>
-          <w:szCs w:val="22"/>
-          <w:lang w:val="en-NZ"/>
-        </w:rPr>
-      </w:pPr>
-    </w:p>
-    <w:p>
-      <w:pPr>
-        <w:rPr>
-          <w:rFonts w:ascii="Arial" w:hAnsi="Arial" w:cs="Arial"/>
-          <w:sz w:val="22"/>
-          <w:szCs w:val="22"/>
-          <w:lang w:val="en-NZ"/>
-        </w:rPr>
-      </w:pPr>
-    </w:p>
-    <w:p>
+        <w:t xml:space="preserve">Client Number: </w:t>
+      </w:r>
+      <w:r>
+        <w:rPr>
+          <w:rFonts w:ascii="Arial" w:hAnsi="Arial" w:cs="Arial"/>
+          <w:sz w:val="22"/>
+          <w:szCs w:val="22"/>
+          <w:u w:val="single"/>
+          <w:lang w:val="en-NZ"/>
+        </w:rPr>
+        <w:t>{{client_msd_number}}</w:t>
+      </w:r>
+      <w:proofErr w:type="spellStart"/>
+      <w:r>
+        <w:rPr>
+          <w:rFonts w:ascii="Arial" w:hAnsi="Arial" w:cs="Arial"/>
+          <w:sz w:val="22"/>
+          <w:szCs w:val="22"/>
+          <w:u w:val="single"/>
+          <w:lang w:val="en-NZ"/>
+        </w:rPr>
+        <w:t/>
+      </w:r>
+      <w:proofErr w:type="spellEnd"/>
+      <w:r>
+        <w:rPr>
+          <w:rFonts w:ascii="Arial" w:hAnsi="Arial" w:cs="Arial"/>
+          <w:sz w:val="22"/>
+          <w:szCs w:val="22"/>
+          <w:u w:val="single"/>
+          <w:lang w:val="en-NZ"/>
+        </w:rPr>
+        <w:t/>
+      </w:r>
+    </w:p>
+    <w:p ns2:paraId="2FD67EDC" ns2:textId="77777777">
+      <w:pPr>
+        <w:rPr>
+          <w:rFonts w:ascii="Arial" w:hAnsi="Arial" w:cs="Arial"/>
+          <w:sz w:val="22"/>
+          <w:szCs w:val="22"/>
+          <w:lang w:val="en-NZ"/>
+        </w:rPr>
+      </w:pPr>
+    </w:p>
+    <w:p ns2:paraId="2FD67EDD" ns2:textId="77777777">
+      <w:pPr>
+        <w:rPr>
+          <w:rFonts w:ascii="Arial" w:hAnsi="Arial" w:cs="Arial"/>
+          <w:sz w:val="22"/>
+          <w:szCs w:val="22"/>
+          <w:lang w:val="en-NZ"/>
+        </w:rPr>
+      </w:pPr>
+    </w:p>
+    <w:p ns2:paraId="2FD67EDE" ns2:textId="28738FE5">
       <w:pPr>
         <w:jc w:val="both"/>
         <w:rPr>
@@ -388,7 +420,7 @@
         <w:t xml:space="preserve">   </w:t>
       </w:r>
     </w:p>
-    <w:p>
+    <w:p ns2:paraId="2FD67EDF" ns2:textId="77777777">
       <w:pPr>
         <w:jc w:val="both"/>
         <w:rPr>
@@ -399,7 +431,7 @@
         </w:rPr>
       </w:pPr>
     </w:p>
-    <w:p>
+    <w:p ns2:paraId="2FD67EE0" ns2:textId="2BD43828">
       <w:pPr>
         <w:jc w:val="both"/>
         <w:rPr>
@@ -446,7 +478,7 @@
         <w:t xml:space="preserve"> or IRD.  </w:t>
       </w:r>
     </w:p>
-    <w:p>
+    <w:p ns2:paraId="2FD67EE1" ns2:textId="77777777">
       <w:pPr>
         <w:jc w:val="both"/>
         <w:rPr>
@@ -457,7 +489,7 @@
         </w:rPr>
       </w:pPr>
     </w:p>
-    <w:p>
+    <w:p ns2:paraId="2FD67EE2" ns2:textId="77777777">
       <w:pPr>
         <w:jc w:val="both"/>
         <w:rPr>
@@ -468,7 +500,7 @@
         </w:rPr>
       </w:pPr>
     </w:p>
-    <w:p>
+    <w:p ns2:paraId="2FD67EE3" ns2:textId="77777777">
       <w:pPr>
         <w:jc w:val="both"/>
         <w:rPr>
@@ -479,7 +511,7 @@
         </w:rPr>
       </w:pPr>
     </w:p>
-    <w:p>
+    <w:p ns2:paraId="2FD67EE4" ns2:textId="77777777">
       <w:pPr>
         <w:jc w:val="both"/>
         <w:outlineLvl w:val="0"/>
@@ -502,7 +534,7 @@
         <w:t>Information Required</w:t>
       </w:r>
     </w:p>
-    <w:p>
+    <w:p ns2:paraId="2FD67EE5" ns2:textId="77777777">
       <w:pPr>
         <w:jc w:val="both"/>
         <w:rPr>
@@ -513,7 +545,7 @@
         </w:rPr>
       </w:pPr>
     </w:p>
-    <w:p>
+    <w:p ns2:paraId="2FD67EE6" ns2:textId="77777777">
       <w:pPr>
         <w:jc w:val="both"/>
         <w:rPr>
@@ -524,7 +556,7 @@
         </w:rPr>
       </w:pPr>
     </w:p>
-    <w:p>
+    <w:p ns2:paraId="2FD67EE7" ns2:textId="77777777">
       <w:pPr>
         <w:jc w:val="both"/>
         <w:rPr>
@@ -544,7 +576,7 @@
         <w:t xml:space="preserve">Please confirm by return e-mail: </w:t>
       </w:r>
     </w:p>
-    <w:p>
+    <w:p ns2:paraId="2FD67EE8" ns2:textId="77777777">
       <w:pPr>
         <w:jc w:val="both"/>
         <w:rPr>
@@ -555,7 +587,7 @@
         </w:rPr>
       </w:pPr>
     </w:p>
-    <w:p>
+    <w:p ns2:paraId="2FD67EE9" ns2:textId="77777777">
       <w:pPr>
         <w:numPr>
           <w:ilvl w:val="0"/>
@@ -579,7 +611,7 @@
         <w:t>What type of benefit my client receives (if a current client)</w:t>
       </w:r>
     </w:p>
-    <w:p>
+    <w:p ns2:paraId="2FD67EEA" ns2:textId="077B2403">
       <w:pPr>
         <w:numPr>
           <w:ilvl w:val="0"/>
@@ -603,7 +635,7 @@
         <w:t xml:space="preserve">The gross amount of any main benefit or New Zealand superannuation being paid to my client </w:t>
       </w:r>
     </w:p>
-    <w:p>
+    <w:p ns2:paraId="1A213386" ns2:textId="2462146F">
       <w:pPr>
         <w:numPr>
           <w:ilvl w:val="0"/>
@@ -636,7 +668,7 @@
         <w:t xml:space="preserve">e </w:t>
       </w:r>
     </w:p>
-    <w:p>
+    <w:p ns2:paraId="2FD67EEB" ns2:textId="77777777">
       <w:pPr>
         <w:numPr>
           <w:ilvl w:val="0"/>
@@ -660,7 +692,7 @@
         <w:t>Payment frequency</w:t>
       </w:r>
     </w:p>
-    <w:p>
+    <w:p ns2:paraId="2FD67EEC" ns2:textId="77777777">
       <w:pPr>
         <w:numPr>
           <w:ilvl w:val="0"/>
@@ -684,7 +716,7 @@
         <w:t xml:space="preserve">The amount and type of any supplementary assistance being paid to my client </w:t>
       </w:r>
     </w:p>
-    <w:p>
+    <w:p ns2:paraId="2FD67EED" ns2:textId="77777777">
       <w:pPr>
         <w:jc w:val="both"/>
         <w:rPr>
@@ -704,7 +736,7 @@
         <w:t>___________________________________________________________________</w:t>
       </w:r>
     </w:p>
-    <w:p>
+    <w:p ns2:paraId="2FD67EEE" ns2:textId="77777777">
       <w:pPr>
         <w:rPr>
           <w:rFonts w:ascii="Arial" w:hAnsi="Arial" w:cs="Arial"/>
@@ -715,17 +747,17 @@
         </w:rPr>
       </w:pPr>
     </w:p>
-    <w:p>
-      <w:pPr>
-        <w:rPr>
-          <w:rFonts w:ascii="Arial" w:hAnsi="Arial" w:cs="Arial"/>
-          <w:sz w:val="22"/>
-          <w:szCs w:val="22"/>
-          <w:lang w:val="en-NZ"/>
-        </w:rPr>
-      </w:pPr>
-    </w:p>
-    <w:p>
+    <w:p ns2:paraId="2FD67EEF" ns2:textId="77777777">
+      <w:pPr>
+        <w:rPr>
+          <w:rFonts w:ascii="Arial" w:hAnsi="Arial" w:cs="Arial"/>
+          <w:sz w:val="22"/>
+          <w:szCs w:val="22"/>
+          <w:lang w:val="en-NZ"/>
+        </w:rPr>
+      </w:pPr>
+    </w:p>
+    <w:p ns2:paraId="2FD67EF0" ns2:textId="77777777">
       <w:pPr>
         <w:rPr>
           <w:rFonts w:ascii="Arial" w:hAnsi="Arial" w:cs="Arial"/>
@@ -744,7 +776,7 @@
         <w:t>____________________________</w:t>
       </w:r>
     </w:p>
-    <w:p>
+    <w:p ns2:paraId="2FD67EF1" ns2:textId="77777777">
       <w:pPr>
         <w:pStyle w:val="NoNum"/>
         <w:rPr>
@@ -762,7 +794,7 @@
         <w:t>NaTALIE QUIRKE</w:t>
       </w:r>
     </w:p>
-    <w:p>
+    <w:p ns2:paraId="2FD67EF2" ns2:textId="77777777">
       <w:pPr>
         <w:pStyle w:val="NoNum"/>
         <w:rPr>
@@ -778,7 +810,7 @@
         <w:t>Barrister and Solicitor</w:t>
       </w:r>
     </w:p>
-    <w:p>
+    <w:p ns2:paraId="2FD67EF3" ns2:textId="77777777">
       <w:pPr>
         <w:pStyle w:val="NoNum"/>
         <w:rPr>
@@ -788,7 +820,7 @@
         </w:rPr>
       </w:pPr>
     </w:p>
-    <w:p>
+    <w:p ns2:paraId="2FD67EF4" ns2:textId="77777777">
       <w:pPr>
         <w:pStyle w:val="NoNum"/>
         <w:rPr>
@@ -813,7 +845,7 @@
         </w:rPr>
         <w:t xml:space="preserve"> </w:t>
       </w:r>
-      <w:hyperlink r:id="rId5" w:history="1">
+      <w:hyperlink ns3:id="rId5" w:history="1">
         <w:r>
           <w:rPr>
             <w:rStyle w:val="Hyperlink"/>
@@ -829,7 +861,7 @@
         <w:t xml:space="preserve"> </w:t>
       </w:r>
     </w:p>
-    <w:p>
+    <w:p ns2:paraId="2FD67EF5" ns2:textId="77777777">
       <w:pPr>
         <w:rPr>
           <w:rFonts w:ascii="Arial" w:hAnsi="Arial" w:cs="Arial"/>
@@ -840,7 +872,7 @@
         </w:rPr>
       </w:pPr>
     </w:p>
-    <w:p>
+    <w:p ns2:paraId="2FD67EF6" ns2:textId="62F7E3B9">
       <w:pPr>
         <w:rPr>
           <w:rFonts w:ascii="Arial" w:hAnsi="Arial" w:cs="Arial"/>
@@ -877,19 +909,19 @@
         <w:t xml:space="preserve"> </w:t>
       </w:r>
     </w:p>
-    <w:p>
-      <w:pPr>
-        <w:rPr>
-          <w:rFonts w:ascii="Arial" w:hAnsi="Arial" w:cs="Arial"/>
-          <w:sz w:val="22"/>
-          <w:szCs w:val="22"/>
-          <w:lang w:val="en-NZ"/>
-        </w:rPr>
-      </w:pPr>
-    </w:p>
-    <w:p/>
-    <w:p/>
-    <w:p/>
+    <w:p ns2:paraId="2FD67EF7" ns2:textId="77777777">
+      <w:pPr>
+        <w:rPr>
+          <w:rFonts w:ascii="Arial" w:hAnsi="Arial" w:cs="Arial"/>
+          <w:sz w:val="22"/>
+          <w:szCs w:val="22"/>
+          <w:lang w:val="en-NZ"/>
+        </w:rPr>
+      </w:pPr>
+    </w:p>
+    <w:p ns2:paraId="2FD67EF8" ns2:textId="77777777"/>
+    <w:p ns2:paraId="2FD67EF9" ns2:textId="77777777"/>
+    <w:p ns2:paraId="2FD67EFA" ns2:textId="77777777"/>
     <w:sectPr>
       <w:pgSz w:w="11906" w:h="16838"/>
       <w:pgMar w:top="1440" w:right="1800" w:bottom="1440" w:left="1800" w:header="708" w:footer="708" w:gutter="0"/>
@@ -901,7 +933,7 @@
 </file>
 
 <file path=word/numbering.xml><?xml version="1.0" encoding="utf-8"?>
-<w:numbering xmlns:wpc="http://schemas.microsoft.com/office/word/2010/wordprocessingCanvas" xmlns:cx="http://schemas.microsoft.com/office/drawing/2014/chartex" xmlns:cx1="http://schemas.microsoft.com/office/drawing/2015/9/8/chartex" xmlns:cx2="http://schemas.microsoft.com/office/drawing/2015/10/21/chartex" xmlns:cx3="http://schemas.microsoft.com/office/drawing/2016/5/9/chartex" xmlns:cx4="http://schemas.microsoft.com/office/drawing/2016/5/10/chartex" xmlns:cx5="http://schemas.microsoft.com/office/drawing/2016/5/11/chartex" xmlns:cx6="http://schemas.microsoft.com/office/drawing/2016/5/12/chartex" xmlns:cx7="http://schemas.microsoft.com/office/drawing/2016/5/13/chartex" xmlns:cx8="http://schemas.microsoft.com/office/drawing/2016/5/14/chartex" xmlns:mc="http://schemas.openxmlformats.org/markup-compatibility/2006" xmlns:aink="http://schemas.microsoft.com/office/drawing/2016/ink" xmlns:am3d="http://schemas.microsoft.com/office/drawing/2017/model3d" xmlns:o="urn:schemas-microsoft-com:office:office" xmlns:oel="http://schemas.microsoft.com/office/2019/extlst" xmlns:r="http://schemas.openxmlformats.org/officeDocument/2006/relationships" xmlns:m="http://schemas.openxmlformats.org/officeDocument/2006/math" xmlns:v="urn:schemas-microsoft-com:vml" xmlns:wp14="http://schemas.microsoft.com/office/word/2010/wordprocessingDrawing" xmlns:wp="http://schemas.openxmlformats.org/drawingml/2006/wordprocessingDrawing" xmlns:w10="urn:schemas-microsoft-com:office:word" xmlns:w="http://schemas.openxmlformats.org/wordprocessingml/2006/main" xmlns:w14="http://schemas.microsoft.com/office/word/2010/wordml" xmlns:w15="http://schemas.microsoft.com/office/word/2012/wordml" xmlns:w16cex="http://schemas.microsoft.com/office/word/2018/wordml/cex" xmlns:w16cid="http://schemas.microsoft.com/office/word/2016/wordml/cid" xmlns:w16="http://schemas.microsoft.com/office/word/2018/wordml" xmlns:w16du="http://schemas.microsoft.com/office/word/2023/wordml/word16du" xmlns:w16sdtdh="http://schemas.microsoft.com/office/word/2020/wordml/sdtdatahash" xmlns:w16sdtfl="http://schemas.microsoft.com/office/word/2024/wordml/sdtformatlock" xmlns:w16se="http://schemas.microsoft.com/office/word/2015/wordml/symex" xmlns:wpg="http://schemas.microsoft.com/office/word/2010/wordprocessingGroup" xmlns:wpi="http://schemas.microsoft.com/office/word/2010/wordprocessingInk" xmlns:wne="http://schemas.microsoft.com/office/word/2006/wordml" xmlns:wps="http://schemas.microsoft.com/office/word/2010/wordprocessingShape" mc:Ignorable="w14 w15 w16se w16cid w16 w16cex w16sdtdh w16sdtfl w16du wp14">
+<w:numbering xmlns:wpc="http://schemas.microsoft.com/office/word/2010/wordprocessingCanvas" xmlns:cx="http://schemas.microsoft.com/office/drawing/2014/chartex" xmlns:cx1="http://schemas.microsoft.com/office/drawing/2015/9/8/chartex" xmlns:cx2="http://schemas.microsoft.com/office/drawing/2015/10/21/chartex" xmlns:cx3="http://schemas.microsoft.com/office/drawing/2016/5/9/chartex" xmlns:cx4="http://schemas.microsoft.com/office/drawing/2016/5/10/chartex" xmlns:cx5="http://schemas.microsoft.com/office/drawing/2016/5/11/chartex" xmlns:cx6="http://schemas.microsoft.com/office/drawing/2016/5/12/chartex" xmlns:cx7="http://schemas.microsoft.com/office/drawing/2016/5/13/chartex" xmlns:cx8="http://schemas.microsoft.com/office/drawing/2016/5/14/chartex" xmlns:mc="http://schemas.openxmlformats.org/markup-compatibility/2006" xmlns:m="http://schemas.openxmlformats.org/officeDocument/2006/math" xmlns:aink="http://schemas.microsoft.com/office/drawing/2016/ink" xmlns:am3d="http://schemas.microsoft.com/office/drawing/2017/model3d" xmlns:oel="http://schemas.microsoft.com/office/2019/extlst" xmlns:r="http://schemas.openxmlformats.org/officeDocument/2006/relationships" xmlns:wp14="http://schemas.microsoft.com/office/word/2010/wordprocessingDrawing" xmlns:wp="http://schemas.openxmlformats.org/drawingml/2006/wordprocessingDrawing" xmlns:wpg="http://schemas.microsoft.com/office/word/2010/wordprocessingGroup" xmlns:wpi="http://schemas.microsoft.com/office/word/2010/wordprocessingInk" xmlns:wps="http://schemas.microsoft.com/office/word/2010/wordprocessingShape" xmlns:o="urn:schemas-microsoft-com:office:office" xmlns:v="urn:schemas-microsoft-com:vml" xmlns:w10="urn:schemas-microsoft-com:office:word" xmlns:w="http://schemas.openxmlformats.org/wordprocessingml/2006/main" xmlns:w14="http://schemas.microsoft.com/office/word/2010/wordml" xmlns:w15="http://schemas.microsoft.com/office/word/2012/wordml" xmlns:w16cex="http://schemas.microsoft.com/office/word/2018/wordml/cex" xmlns:w16cid="http://schemas.microsoft.com/office/word/2016/wordml/cid" xmlns:w16="http://schemas.microsoft.com/office/word/2018/wordml" xmlns:w16sdtdh="http://schemas.microsoft.com/office/word/2020/wordml/sdtdatahash" xmlns:w16sdtfl="http://schemas.microsoft.com/office/word/2024/wordml/sdtformatlock" xmlns:w16se="http://schemas.microsoft.com/office/word/2015/wordml/symex" xmlns:w16du="http://schemas.microsoft.com/office/word/2023/wordml/word16du" xmlns:wne="http://schemas.microsoft.com/office/word/2006/wordml" mc:Ignorable="w14 w15 w16se w16cid w16 w16cex w16sdtdh w16sdtfl w16du wp14">
   <w:abstractNum w:abstractNumId="0" w15:restartNumberingAfterBreak="0">
     <w:nsid w:val="40DC02D9"/>
     <w:multiLevelType w:val="hybridMultilevel"/>
@@ -1049,7 +1081,7 @@
 </file>
 
 <file path=word/styles.xml><?xml version="1.0" encoding="utf-8"?>
-<w:styles xmlns:mc="http://schemas.openxmlformats.org/markup-compatibility/2006" xmlns:r="http://schemas.openxmlformats.org/officeDocument/2006/relationships" xmlns:w="http://schemas.openxmlformats.org/wordprocessingml/2006/main" xmlns:w14="http://schemas.microsoft.com/office/word/2010/wordml" xmlns:w15="http://schemas.microsoft.com/office/word/2012/wordml" xmlns:w16cex="http://schemas.microsoft.com/office/word/2018/wordml/cex" xmlns:w16cid="http://schemas.microsoft.com/office/word/2016/wordml/cid" xmlns:w16="http://schemas.microsoft.com/office/word/2018/wordml" xmlns:w16du="http://schemas.microsoft.com/office/word/2023/wordml/word16du" xmlns:w16sdtdh="http://schemas.microsoft.com/office/word/2020/wordml/sdtdatahash" xmlns:w16sdtfl="http://schemas.microsoft.com/office/word/2024/wordml/sdtformatlock" xmlns:w16se="http://schemas.microsoft.com/office/word/2015/wordml/symex" mc:Ignorable="w14 w15 w16se w16cid w16 w16cex w16sdtdh w16sdtfl w16du">
+<w:styles xmlns:mc="http://schemas.openxmlformats.org/markup-compatibility/2006" xmlns:r="http://schemas.openxmlformats.org/officeDocument/2006/relationships" xmlns:w="http://schemas.openxmlformats.org/wordprocessingml/2006/main" xmlns:w14="http://schemas.microsoft.com/office/word/2010/wordml" xmlns:w15="http://schemas.microsoft.com/office/word/2012/wordml" xmlns:w16cex="http://schemas.microsoft.com/office/word/2018/wordml/cex" xmlns:w16cid="http://schemas.microsoft.com/office/word/2016/wordml/cid" xmlns:w16="http://schemas.microsoft.com/office/word/2018/wordml" xmlns:w16sdtdh="http://schemas.microsoft.com/office/word/2020/wordml/sdtdatahash" xmlns:w16sdtfl="http://schemas.microsoft.com/office/word/2024/wordml/sdtformatlock" xmlns:w16se="http://schemas.microsoft.com/office/word/2015/wordml/symex" xmlns:w16du="http://schemas.microsoft.com/office/word/2023/wordml/word16du" mc:Ignorable="w14 w15 w16se w16cid w16 w16cex w16sdtdh w16sdtfl w16du">
   <w:docDefaults>
     <w:rPrDefault>
       <w:rPr>
